--- a/Week4/Phan01/Docker_Phan01.docx
+++ b/Week4/Phan01/Docker_Phan01.docx
@@ -25,6 +25,9 @@
     </w:p>
     <w:p>
       <w:r>
+        <w:rPr>
+          <w:noProof/>
+        </w:rPr>
         <w:drawing>
           <wp:inline distT="0" distB="0" distL="0" distR="0" wp14:anchorId="01BBC8F7" wp14:editId="1C194B0E">
             <wp:extent cx="4648849" cy="1190791"/>
@@ -82,6 +85,9 @@
     </w:p>
     <w:p>
       <w:r>
+        <w:rPr>
+          <w:noProof/>
+        </w:rPr>
         <w:drawing>
           <wp:inline distT="0" distB="0" distL="0" distR="0" wp14:anchorId="430E020C" wp14:editId="5D11CA46">
             <wp:extent cx="5943600" cy="4145915"/>
@@ -136,6 +142,9 @@
     </w:p>
     <w:p>
       <w:r>
+        <w:rPr>
+          <w:noProof/>
+        </w:rPr>
         <w:lastRenderedPageBreak/>
         <w:drawing>
           <wp:inline distT="0" distB="0" distL="0" distR="0" wp14:anchorId="7B626D81" wp14:editId="5FFD1585">
@@ -196,6 +205,9 @@
     </w:p>
     <w:p>
       <w:r>
+        <w:rPr>
+          <w:noProof/>
+        </w:rPr>
         <w:drawing>
           <wp:inline distT="0" distB="0" distL="0" distR="0" wp14:anchorId="05E75397" wp14:editId="5152053A">
             <wp:extent cx="5943600" cy="1931035"/>
@@ -250,6 +262,9 @@
     </w:p>
     <w:p>
       <w:r>
+        <w:rPr>
+          <w:noProof/>
+        </w:rPr>
         <w:drawing>
           <wp:inline distT="0" distB="0" distL="0" distR="0" wp14:anchorId="45827587" wp14:editId="749C58A6">
             <wp:extent cx="5943600" cy="939800"/>
@@ -304,6 +319,9 @@
     </w:p>
     <w:p>
       <w:r>
+        <w:rPr>
+          <w:noProof/>
+        </w:rPr>
         <w:drawing>
           <wp:inline distT="0" distB="0" distL="0" distR="0" wp14:anchorId="4A954A7F" wp14:editId="20B3DC90">
             <wp:extent cx="5943600" cy="862330"/>
@@ -358,6 +376,9 @@
     </w:p>
     <w:p>
       <w:r>
+        <w:rPr>
+          <w:noProof/>
+        </w:rPr>
         <w:lastRenderedPageBreak/>
         <w:drawing>
           <wp:inline distT="0" distB="0" distL="0" distR="0" wp14:anchorId="37F91B99" wp14:editId="69D12E6A">
@@ -416,6 +437,9 @@
     </w:p>
     <w:p>
       <w:r>
+        <w:rPr>
+          <w:noProof/>
+        </w:rPr>
         <w:drawing>
           <wp:inline distT="0" distB="0" distL="0" distR="0" wp14:anchorId="17EA7A18" wp14:editId="2EF543BD">
             <wp:extent cx="5943600" cy="4071620"/>
@@ -476,6 +500,9 @@
     </w:p>
     <w:p>
       <w:r>
+        <w:rPr>
+          <w:noProof/>
+        </w:rPr>
         <w:drawing>
           <wp:inline distT="0" distB="0" distL="0" distR="0" wp14:anchorId="2E2AB744" wp14:editId="7B39DBBC">
             <wp:extent cx="5943600" cy="697865"/>
@@ -530,6 +557,9 @@
     </w:p>
     <w:p>
       <w:r>
+        <w:rPr>
+          <w:noProof/>
+        </w:rPr>
         <w:drawing>
           <wp:inline distT="0" distB="0" distL="0" distR="0" wp14:anchorId="6B41C148" wp14:editId="3542C196">
             <wp:extent cx="5943600" cy="939800"/>
@@ -585,6 +615,9 @@
     </w:p>
     <w:p>
       <w:r>
+        <w:rPr>
+          <w:noProof/>
+        </w:rPr>
         <w:drawing>
           <wp:inline distT="0" distB="0" distL="0" distR="0" wp14:anchorId="73DA5062" wp14:editId="48A5E9FB">
             <wp:extent cx="5943600" cy="1313180"/>
@@ -639,6 +672,9 @@
     </w:p>
     <w:p>
       <w:r>
+        <w:rPr>
+          <w:noProof/>
+        </w:rPr>
         <w:drawing>
           <wp:inline distT="0" distB="0" distL="0" distR="0" wp14:anchorId="730BE9F9" wp14:editId="02DA7969">
             <wp:extent cx="5943600" cy="1558290"/>
@@ -693,6 +729,9 @@
     </w:p>
     <w:p>
       <w:r>
+        <w:rPr>
+          <w:noProof/>
+        </w:rPr>
         <w:drawing>
           <wp:inline distT="0" distB="0" distL="0" distR="0" wp14:anchorId="6C45F4B8" wp14:editId="1727CBE9">
             <wp:extent cx="5943600" cy="1615440"/>
@@ -750,6 +789,9 @@
     </w:p>
     <w:p>
       <w:r>
+        <w:rPr>
+          <w:noProof/>
+        </w:rPr>
         <w:drawing>
           <wp:inline distT="0" distB="0" distL="0" distR="0" wp14:anchorId="57E1FBBA" wp14:editId="7CDE853D">
             <wp:extent cx="5943600" cy="1804035"/>
@@ -811,6 +853,9 @@
     </w:p>
     <w:p>
       <w:r>
+        <w:rPr>
+          <w:noProof/>
+        </w:rPr>
         <w:drawing>
           <wp:inline distT="0" distB="0" distL="0" distR="0" wp14:anchorId="595C99B6" wp14:editId="2A795072">
             <wp:extent cx="5943600" cy="2999740"/>
@@ -865,6 +910,9 @@
     </w:p>
     <w:p>
       <w:r>
+        <w:rPr>
+          <w:noProof/>
+        </w:rPr>
         <w:drawing>
           <wp:inline distT="0" distB="0" distL="0" distR="0" wp14:anchorId="1FB9F874" wp14:editId="1B0F5C16">
             <wp:extent cx="5943600" cy="1796415"/>
@@ -919,6 +967,9 @@
     </w:p>
     <w:p>
       <w:r>
+        <w:rPr>
+          <w:noProof/>
+        </w:rPr>
         <w:lastRenderedPageBreak/>
         <w:drawing>
           <wp:inline distT="0" distB="0" distL="0" distR="0" wp14:anchorId="020973A0" wp14:editId="0A3CC7DE">
@@ -974,6 +1025,9 @@
     </w:p>
     <w:p>
       <w:r>
+        <w:rPr>
+          <w:noProof/>
+        </w:rPr>
         <w:drawing>
           <wp:inline distT="0" distB="0" distL="0" distR="0" wp14:anchorId="2F9F5C70" wp14:editId="2CE5D964">
             <wp:extent cx="5943600" cy="2009140"/>
@@ -1028,6 +1082,9 @@
     </w:p>
     <w:p>
       <w:r>
+        <w:rPr>
+          <w:noProof/>
+        </w:rPr>
         <w:drawing>
           <wp:inline distT="0" distB="0" distL="0" distR="0" wp14:anchorId="7F1E2EF1" wp14:editId="43FBCDD5">
             <wp:extent cx="5744377" cy="2219635"/>
@@ -1082,6 +1139,9 @@
     </w:p>
     <w:p>
       <w:r>
+        <w:rPr>
+          <w:noProof/>
+        </w:rPr>
         <w:lastRenderedPageBreak/>
         <w:drawing>
           <wp:inline distT="0" distB="0" distL="0" distR="0" wp14:anchorId="1F04950A" wp14:editId="6B1B5EB7">
@@ -1137,6 +1197,9 @@
     </w:p>
     <w:p>
       <w:r>
+        <w:rPr>
+          <w:noProof/>
+        </w:rPr>
         <w:drawing>
           <wp:inline distT="0" distB="0" distL="0" distR="0" wp14:anchorId="23261D63" wp14:editId="68EC8F26">
             <wp:extent cx="5943600" cy="1240790"/>
@@ -1191,6 +1254,9 @@
     </w:p>
     <w:p>
       <w:r>
+        <w:rPr>
+          <w:noProof/>
+        </w:rPr>
         <w:drawing>
           <wp:inline distT="0" distB="0" distL="0" distR="0" wp14:anchorId="7FAF60D1" wp14:editId="7F5A503A">
             <wp:extent cx="5943600" cy="895985"/>
@@ -1245,6 +1311,9 @@
     </w:p>
     <w:p>
       <w:r>
+        <w:rPr>
+          <w:noProof/>
+        </w:rPr>
         <w:drawing>
           <wp:inline distT="0" distB="0" distL="0" distR="0" wp14:anchorId="7E3821E9" wp14:editId="31CFAC49">
             <wp:extent cx="5943600" cy="2185035"/>
@@ -1304,6 +1373,9 @@
     </w:p>
     <w:p>
       <w:r>
+        <w:rPr>
+          <w:noProof/>
+        </w:rPr>
         <w:drawing>
           <wp:inline distT="0" distB="0" distL="0" distR="0" wp14:anchorId="206938FE" wp14:editId="496D8203">
             <wp:extent cx="5943600" cy="3700145"/>
@@ -1364,6 +1436,9 @@
     </w:p>
     <w:p>
       <w:r>
+        <w:rPr>
+          <w:noProof/>
+        </w:rPr>
         <w:drawing>
           <wp:inline distT="0" distB="0" distL="0" distR="0" wp14:anchorId="7014831F" wp14:editId="3961B975">
             <wp:extent cx="5943600" cy="423545"/>
@@ -1421,6 +1496,9 @@
     </w:p>
     <w:p>
       <w:r>
+        <w:rPr>
+          <w:noProof/>
+        </w:rPr>
         <w:drawing>
           <wp:inline distT="0" distB="0" distL="0" distR="0" wp14:anchorId="30527B1B" wp14:editId="72D08FE5">
             <wp:extent cx="5943600" cy="655320"/>
@@ -1475,6 +1553,9 @@
     </w:p>
     <w:p>
       <w:r>
+        <w:rPr>
+          <w:noProof/>
+        </w:rPr>
         <w:lastRenderedPageBreak/>
         <w:drawing>
           <wp:inline distT="0" distB="0" distL="0" distR="0" wp14:anchorId="14181364" wp14:editId="46EE17ED">
@@ -1536,6 +1617,9 @@
     </w:p>
     <w:p>
       <w:r>
+        <w:rPr>
+          <w:noProof/>
+        </w:rPr>
         <w:drawing>
           <wp:inline distT="0" distB="0" distL="0" distR="0" wp14:anchorId="078E70E7" wp14:editId="37FFC906">
             <wp:extent cx="5943600" cy="3928745"/>
@@ -1599,6 +1683,46 @@
       </w:r>
     </w:p>
     <w:p>
+      <w:r>
+        <w:lastRenderedPageBreak/>
+        <w:drawing>
+          <wp:inline distT="0" distB="0" distL="0" distR="0" wp14:anchorId="011757FD" wp14:editId="7797371C">
+            <wp:extent cx="4305901" cy="1448002"/>
+            <wp:effectExtent l="0" t="0" r="0" b="0"/>
+            <wp:docPr id="1695541917" name="Picture 1"/>
+            <wp:cNvGraphicFramePr>
+              <a:graphicFrameLocks xmlns:a="http://schemas.openxmlformats.org/drawingml/2006/main" noChangeAspect="1"/>
+            </wp:cNvGraphicFramePr>
+            <a:graphic xmlns:a="http://schemas.openxmlformats.org/drawingml/2006/main">
+              <a:graphicData uri="http://schemas.openxmlformats.org/drawingml/2006/picture">
+                <pic:pic xmlns:pic="http://schemas.openxmlformats.org/drawingml/2006/picture">
+                  <pic:nvPicPr>
+                    <pic:cNvPr id="1695541917" name=""/>
+                    <pic:cNvPicPr/>
+                  </pic:nvPicPr>
+                  <pic:blipFill>
+                    <a:blip r:embed="rId33"/>
+                    <a:stretch>
+                      <a:fillRect/>
+                    </a:stretch>
+                  </pic:blipFill>
+                  <pic:spPr>
+                    <a:xfrm>
+                      <a:off x="0" y="0"/>
+                      <a:ext cx="4305901" cy="1448002"/>
+                    </a:xfrm>
+                    <a:prstGeom prst="rect">
+                      <a:avLst/>
+                    </a:prstGeom>
+                  </pic:spPr>
+                </pic:pic>
+              </a:graphicData>
+            </a:graphic>
+          </wp:inline>
+        </w:drawing>
+      </w:r>
+    </w:p>
+    <w:p>
       <w:pPr>
         <w:pStyle w:val="ListParagraph"/>
         <w:numPr>
@@ -1611,6 +1735,45 @@
       </w:r>
     </w:p>
     <w:p>
+      <w:r>
+        <w:drawing>
+          <wp:inline distT="0" distB="0" distL="0" distR="0" wp14:anchorId="5879D293" wp14:editId="728F0534">
+            <wp:extent cx="5943600" cy="2884805"/>
+            <wp:effectExtent l="0" t="0" r="0" b="0"/>
+            <wp:docPr id="46959777" name="Picture 1"/>
+            <wp:cNvGraphicFramePr>
+              <a:graphicFrameLocks xmlns:a="http://schemas.openxmlformats.org/drawingml/2006/main" noChangeAspect="1"/>
+            </wp:cNvGraphicFramePr>
+            <a:graphic xmlns:a="http://schemas.openxmlformats.org/drawingml/2006/main">
+              <a:graphicData uri="http://schemas.openxmlformats.org/drawingml/2006/picture">
+                <pic:pic xmlns:pic="http://schemas.openxmlformats.org/drawingml/2006/picture">
+                  <pic:nvPicPr>
+                    <pic:cNvPr id="46959777" name=""/>
+                    <pic:cNvPicPr/>
+                  </pic:nvPicPr>
+                  <pic:blipFill>
+                    <a:blip r:embed="rId34"/>
+                    <a:stretch>
+                      <a:fillRect/>
+                    </a:stretch>
+                  </pic:blipFill>
+                  <pic:spPr>
+                    <a:xfrm>
+                      <a:off x="0" y="0"/>
+                      <a:ext cx="5943600" cy="2884805"/>
+                    </a:xfrm>
+                    <a:prstGeom prst="rect">
+                      <a:avLst/>
+                    </a:prstGeom>
+                  </pic:spPr>
+                </pic:pic>
+              </a:graphicData>
+            </a:graphic>
+          </wp:inline>
+        </w:drawing>
+      </w:r>
+    </w:p>
+    <w:p>
       <w:pPr>
         <w:pStyle w:val="ListParagraph"/>
         <w:numPr>
@@ -1620,6 +1783,85 @@
       </w:pPr>
       <w:r>
         <w:t>docker run -d -p 8080:80 my_nginx_image</w:t>
+      </w:r>
+    </w:p>
+    <w:p>
+      <w:r>
+        <w:drawing>
+          <wp:inline distT="0" distB="0" distL="0" distR="0" wp14:anchorId="541EDAF2" wp14:editId="742BA42A">
+            <wp:extent cx="5943600" cy="1697990"/>
+            <wp:effectExtent l="0" t="0" r="0" b="0"/>
+            <wp:docPr id="1522356438" name="Picture 1"/>
+            <wp:cNvGraphicFramePr>
+              <a:graphicFrameLocks xmlns:a="http://schemas.openxmlformats.org/drawingml/2006/main" noChangeAspect="1"/>
+            </wp:cNvGraphicFramePr>
+            <a:graphic xmlns:a="http://schemas.openxmlformats.org/drawingml/2006/main">
+              <a:graphicData uri="http://schemas.openxmlformats.org/drawingml/2006/picture">
+                <pic:pic xmlns:pic="http://schemas.openxmlformats.org/drawingml/2006/picture">
+                  <pic:nvPicPr>
+                    <pic:cNvPr id="1522356438" name=""/>
+                    <pic:cNvPicPr/>
+                  </pic:nvPicPr>
+                  <pic:blipFill>
+                    <a:blip r:embed="rId35"/>
+                    <a:stretch>
+                      <a:fillRect/>
+                    </a:stretch>
+                  </pic:blipFill>
+                  <pic:spPr>
+                    <a:xfrm>
+                      <a:off x="0" y="0"/>
+                      <a:ext cx="5943600" cy="1697990"/>
+                    </a:xfrm>
+                    <a:prstGeom prst="rect">
+                      <a:avLst/>
+                    </a:prstGeom>
+                  </pic:spPr>
+                </pic:pic>
+              </a:graphicData>
+            </a:graphic>
+          </wp:inline>
+        </w:drawing>
+      </w:r>
+    </w:p>
+    <w:p>
+      <w:r>
+        <w:lastRenderedPageBreak/>
+        <w:drawing>
+          <wp:inline distT="0" distB="0" distL="0" distR="0" wp14:anchorId="70F1EF7C" wp14:editId="147B9C5F">
+            <wp:extent cx="5943600" cy="2216150"/>
+            <wp:effectExtent l="0" t="0" r="0" b="0"/>
+            <wp:docPr id="1612882911" name="Picture 1"/>
+            <wp:cNvGraphicFramePr>
+              <a:graphicFrameLocks xmlns:a="http://schemas.openxmlformats.org/drawingml/2006/main" noChangeAspect="1"/>
+            </wp:cNvGraphicFramePr>
+            <a:graphic xmlns:a="http://schemas.openxmlformats.org/drawingml/2006/main">
+              <a:graphicData uri="http://schemas.openxmlformats.org/drawingml/2006/picture">
+                <pic:pic xmlns:pic="http://schemas.openxmlformats.org/drawingml/2006/picture">
+                  <pic:nvPicPr>
+                    <pic:cNvPr id="1612882911" name=""/>
+                    <pic:cNvPicPr/>
+                  </pic:nvPicPr>
+                  <pic:blipFill>
+                    <a:blip r:embed="rId36"/>
+                    <a:stretch>
+                      <a:fillRect/>
+                    </a:stretch>
+                  </pic:blipFill>
+                  <pic:spPr>
+                    <a:xfrm>
+                      <a:off x="0" y="0"/>
+                      <a:ext cx="5943600" cy="2216150"/>
+                    </a:xfrm>
+                    <a:prstGeom prst="rect">
+                      <a:avLst/>
+                    </a:prstGeom>
+                  </pic:spPr>
+                </pic:pic>
+              </a:graphicData>
+            </a:graphic>
+          </wp:inline>
+        </w:drawing>
       </w:r>
     </w:p>
     <w:sectPr>
